--- a/docs/AI_Financial_News_Sentiment_Project_Details.docx
+++ b/docs/AI_Financial_News_Sentiment_Project_Details.docx
@@ -94,7 +94,6 @@
     </w:p>
     <w:p>
       <w:pPr>
-        <w:jc w:val="both"/>
         <w:rPr>
           <w:rFonts w:ascii="Times New Roman" w:hAnsi="Times New Roman" w:cs="Times New Roman"/>
           <w:sz w:val="28"/>
@@ -553,10 +552,10 @@
       </w:tblPr>
       <w:tblGrid>
         <w:gridCol w:w="3663"/>
-        <w:gridCol w:w="2150"/>
-        <w:gridCol w:w="3087"/>
-        <w:gridCol w:w="3338"/>
-        <w:gridCol w:w="2202"/>
+        <w:gridCol w:w="2138"/>
+        <w:gridCol w:w="3138"/>
+        <w:gridCol w:w="3313"/>
+        <w:gridCol w:w="2188"/>
         <w:gridCol w:w="493"/>
       </w:tblGrid>
       <w:tr>
@@ -765,6 +764,7 @@
                 <w:lang w:val="en-IN"/>
               </w:rPr>
             </w:pPr>
+            <w:proofErr w:type="spellStart"/>
             <w:r>
               <w:rPr>
                 <w:rFonts w:ascii="Times New Roman" w:hAnsi="Times New Roman" w:cs="Times New Roman"/>
@@ -774,8 +774,9 @@
                 <w:szCs w:val="28"/>
                 <w:lang w:val="en-IN"/>
               </w:rPr>
-              <w:t>Fin BERT</w:t>
+              <w:t>FinBERT</w:t>
             </w:r>
+            <w:proofErr w:type="spellEnd"/>
             <w:r>
               <w:rPr>
                 <w:rFonts w:ascii="Times New Roman" w:hAnsi="Times New Roman" w:cs="Times New Roman"/>
@@ -808,6 +809,7 @@
                 <w:lang w:val="en-IN"/>
               </w:rPr>
             </w:pPr>
+            <w:proofErr w:type="spellStart"/>
             <w:r>
               <w:rPr>
                 <w:rFonts w:ascii="Times New Roman" w:hAnsi="Times New Roman" w:cs="Times New Roman"/>
@@ -815,8 +817,9 @@
                 <w:szCs w:val="28"/>
                 <w:lang w:val="en-IN"/>
               </w:rPr>
-              <w:t>Fin BERT</w:t>
+              <w:t>FinBERT</w:t>
             </w:r>
+            <w:proofErr w:type="spellEnd"/>
             <w:r>
               <w:rPr>
                 <w:rFonts w:ascii="Times New Roman" w:hAnsi="Times New Roman" w:cs="Times New Roman"/>
@@ -952,8 +955,6 @@
             <w:pPr>
               <w:rPr>
                 <w:rFonts w:ascii="Times New Roman" w:hAnsi="Times New Roman" w:cs="Times New Roman"/>
-                <w:b/>
-                <w:bCs/>
                 <w:sz w:val="28"/>
                 <w:szCs w:val="28"/>
                 <w:lang w:val="en-IN"/>
@@ -970,27 +971,6 @@
               </w:rPr>
               <w:t>Textual Analysis of Stock Market Prediction Using Breaking Financial News</w:t>
             </w:r>
-            <w:r>
-              <w:rPr>
-                <w:rFonts w:ascii="Times New Roman" w:hAnsi="Times New Roman" w:cs="Times New Roman"/>
-                <w:b/>
-                <w:bCs/>
-                <w:sz w:val="28"/>
-                <w:szCs w:val="28"/>
-                <w:lang w:val="en-IN"/>
-              </w:rPr>
-              <w:t xml:space="preserve"> 2009</w:t>
-            </w:r>
-          </w:p>
-          <w:p>
-            <w:pPr>
-              <w:rPr>
-                <w:rFonts w:ascii="Times New Roman" w:hAnsi="Times New Roman" w:cs="Times New Roman"/>
-                <w:sz w:val="28"/>
-                <w:szCs w:val="28"/>
-                <w:lang w:val="en-IN"/>
-              </w:rPr>
-            </w:pPr>
           </w:p>
         </w:tc>
         <w:tc>
@@ -1137,8 +1117,6 @@
             <w:pPr>
               <w:rPr>
                 <w:rFonts w:ascii="Times New Roman" w:hAnsi="Times New Roman" w:cs="Times New Roman"/>
-                <w:b/>
-                <w:bCs/>
                 <w:sz w:val="28"/>
                 <w:szCs w:val="28"/>
                 <w:lang w:val="en-IN"/>
@@ -1153,51 +1131,7 @@
                 <w:szCs w:val="28"/>
                 <w:lang w:val="en-IN"/>
               </w:rPr>
-              <w:t>Deep Learning for Event-</w:t>
-            </w:r>
-          </w:p>
-          <w:p>
-            <w:pPr>
-              <w:rPr>
-                <w:rFonts w:ascii="Times New Roman" w:hAnsi="Times New Roman" w:cs="Times New Roman"/>
-                <w:sz w:val="28"/>
-                <w:szCs w:val="28"/>
-                <w:lang w:val="en-IN"/>
-              </w:rPr>
-            </w:pPr>
-            <w:r>
-              <w:rPr>
-                <w:rFonts w:ascii="Times New Roman" w:hAnsi="Times New Roman" w:cs="Times New Roman"/>
-                <w:b/>
-                <w:bCs/>
-                <w:sz w:val="28"/>
-                <w:szCs w:val="28"/>
-                <w:lang w:val="en-IN"/>
-              </w:rPr>
-              <w:lastRenderedPageBreak/>
-              <w:t xml:space="preserve"> </w:t>
-            </w:r>
-            <w:r>
-              <w:rPr>
-                <w:rFonts w:ascii="Times New Roman" w:hAnsi="Times New Roman" w:cs="Times New Roman"/>
-                <w:b/>
-                <w:bCs/>
-                <w:sz w:val="28"/>
-                <w:szCs w:val="28"/>
-                <w:lang w:val="en-IN"/>
-              </w:rPr>
-              <w:t>Driven Stock Prediction</w:t>
-            </w:r>
-            <w:r>
-              <w:rPr>
-                <w:rFonts w:ascii="Times New Roman" w:hAnsi="Times New Roman" w:cs="Times New Roman"/>
-                <w:b/>
-                <w:bCs/>
-                <w:sz w:val="28"/>
-                <w:szCs w:val="28"/>
-                <w:lang w:val="en-IN"/>
-              </w:rPr>
-              <w:t>-2015</w:t>
+              <w:t>Deep Learning for Event-Driven Stock Prediction</w:t>
             </w:r>
           </w:p>
         </w:tc>
@@ -1228,18 +1162,7 @@
                 <w:szCs w:val="28"/>
                 <w:lang w:val="en-IN"/>
               </w:rPr>
-              <w:lastRenderedPageBreak/>
-              <w:t xml:space="preserve">Neural Tensor </w:t>
-            </w:r>
-            <w:r>
-              <w:rPr>
-                <w:rFonts w:ascii="Times New Roman" w:hAnsi="Times New Roman" w:cs="Times New Roman"/>
-                <w:sz w:val="28"/>
-                <w:szCs w:val="28"/>
-                <w:lang w:val="en-IN"/>
-              </w:rPr>
-              <w:lastRenderedPageBreak/>
-              <w:t>Network + CNN</w:t>
+              <w:t>Neural Tensor Network + CNN</w:t>
             </w:r>
           </w:p>
         </w:tc>
@@ -1271,18 +1194,7 @@
                 <w:szCs w:val="28"/>
                 <w:lang w:val="en-IN"/>
               </w:rPr>
-              <w:lastRenderedPageBreak/>
-              <w:t xml:space="preserve">Improved stock prediction </w:t>
-            </w:r>
-            <w:r>
-              <w:rPr>
-                <w:rFonts w:ascii="Times New Roman" w:hAnsi="Times New Roman" w:cs="Times New Roman"/>
-                <w:sz w:val="28"/>
-                <w:szCs w:val="28"/>
-                <w:lang w:val="en-IN"/>
-              </w:rPr>
-              <w:lastRenderedPageBreak/>
-              <w:t>using financial events</w:t>
+              <w:t>Improved stock prediction using financial events</w:t>
             </w:r>
           </w:p>
         </w:tc>
@@ -1313,7 +1225,6 @@
                 <w:szCs w:val="28"/>
                 <w:lang w:val="en-IN"/>
               </w:rPr>
-              <w:lastRenderedPageBreak/>
               <w:t>Complex architecture</w:t>
             </w:r>
           </w:p>
@@ -1345,17 +1256,7 @@
                 <w:szCs w:val="28"/>
                 <w:lang w:val="en-IN"/>
               </w:rPr>
-              <w:t xml:space="preserve">Financial news + </w:t>
-            </w:r>
-            <w:r>
-              <w:rPr>
-                <w:rFonts w:ascii="Times New Roman" w:hAnsi="Times New Roman" w:cs="Times New Roman"/>
-                <w:sz w:val="28"/>
-                <w:szCs w:val="28"/>
-                <w:lang w:val="en-IN"/>
-              </w:rPr>
-              <w:lastRenderedPageBreak/>
-              <w:t>S&amp;P 500</w:t>
+              <w:t>Financial news + S&amp;P 500</w:t>
             </w:r>
           </w:p>
         </w:tc>
@@ -1381,8 +1282,6 @@
             <w:pPr>
               <w:rPr>
                 <w:rFonts w:ascii="Times New Roman" w:hAnsi="Times New Roman" w:cs="Times New Roman"/>
-                <w:b/>
-                <w:bCs/>
                 <w:sz w:val="28"/>
                 <w:szCs w:val="28"/>
                 <w:lang w:val="en-IN"/>
@@ -1399,17 +1298,6 @@
               </w:rPr>
               <w:lastRenderedPageBreak/>
               <w:t>Incorporating Stock Prices and News Sentiments for Stock Market Prediction</w:t>
-            </w:r>
-            <w:r>
-              <w:rPr>
-                <w:rFonts w:ascii="Times New Roman" w:hAnsi="Times New Roman" w:cs="Times New Roman"/>
-                <w:b/>
-                <w:bCs/>
-                <w:sz w:val="28"/>
-                <w:szCs w:val="28"/>
-                <w:lang w:val="en-IN"/>
-              </w:rPr>
-              <w:t>-2020</w:t>
             </w:r>
           </w:p>
         </w:tc>
@@ -1572,28 +1460,6 @@
               </w:rPr>
               <w:t>Explainable Stock Prices Prediction from Financial News Articles</w:t>
             </w:r>
-            <w:r>
-              <w:rPr>
-                <w:rFonts w:ascii="Times New Roman" w:hAnsi="Times New Roman" w:cs="Times New Roman"/>
-                <w:b/>
-                <w:bCs/>
-                <w:sz w:val="28"/>
-                <w:szCs w:val="28"/>
-                <w:lang w:val="en-IN"/>
-              </w:rPr>
-              <w:t>-</w:t>
-            </w:r>
-            <w:r>
-              <w:rPr>
-                <w:rFonts w:ascii="Times New Roman" w:hAnsi="Times New Roman" w:cs="Times New Roman"/>
-                <w:b/>
-                <w:bCs/>
-                <w:sz w:val="28"/>
-                <w:szCs w:val="28"/>
-                <w:lang w:val="en-IN"/>
-              </w:rPr>
-              <w:t>2021</w:t>
-            </w:r>
           </w:p>
         </w:tc>
         <w:tc>
@@ -1754,17 +1620,6 @@
               </w:rPr>
               <w:t>A Cooperative Deep Learning Model for Stock Market Prediction</w:t>
             </w:r>
-            <w:r>
-              <w:rPr>
-                <w:rFonts w:ascii="Times New Roman" w:hAnsi="Times New Roman" w:cs="Times New Roman"/>
-                <w:b/>
-                <w:bCs/>
-                <w:sz w:val="28"/>
-                <w:szCs w:val="28"/>
-                <w:lang w:val="en-IN"/>
-              </w:rPr>
-              <w:t>-2022</w:t>
-            </w:r>
           </w:p>
         </w:tc>
         <w:tc>
@@ -1918,17 +1773,6 @@
                 <w:lang w:val="en-IN"/>
               </w:rPr>
               <w:t>Stock Market Prediction Using Microblogging Sentiment Analysis</w:t>
-            </w:r>
-            <w:r>
-              <w:rPr>
-                <w:rFonts w:ascii="Times New Roman" w:hAnsi="Times New Roman" w:cs="Times New Roman"/>
-                <w:b/>
-                <w:bCs/>
-                <w:sz w:val="28"/>
-                <w:szCs w:val="28"/>
-                <w:lang w:val="en-IN"/>
-              </w:rPr>
-              <w:t>-2022</w:t>
             </w:r>
           </w:p>
         </w:tc>
@@ -2130,28 +1974,6 @@
               </w:rPr>
               <w:t>Comparative Study on Effect of News Sentiment on Stock Price Prediction</w:t>
             </w:r>
-            <w:r>
-              <w:rPr>
-                <w:rFonts w:ascii="Times New Roman" w:hAnsi="Times New Roman" w:cs="Times New Roman"/>
-                <w:b/>
-                <w:bCs/>
-                <w:sz w:val="28"/>
-                <w:szCs w:val="28"/>
-                <w:lang w:val="en-IN"/>
-              </w:rPr>
-              <w:t>-</w:t>
-            </w:r>
-            <w:r>
-              <w:rPr>
-                <w:rFonts w:ascii="Times New Roman" w:hAnsi="Times New Roman" w:cs="Times New Roman"/>
-                <w:b/>
-                <w:bCs/>
-                <w:sz w:val="28"/>
-                <w:szCs w:val="28"/>
-                <w:lang w:val="en-IN"/>
-              </w:rPr>
-              <w:t>2023</w:t>
-            </w:r>
           </w:p>
         </w:tc>
         <w:tc>
@@ -2314,42 +2136,6 @@
             <w:pPr>
               <w:rPr>
                 <w:rFonts w:ascii="Times New Roman" w:hAnsi="Times New Roman" w:cs="Times New Roman"/>
-                <w:b/>
-                <w:bCs/>
-                <w:sz w:val="28"/>
-                <w:szCs w:val="28"/>
-                <w:lang w:val="en-IN"/>
-              </w:rPr>
-            </w:pPr>
-          </w:p>
-          <w:p>
-            <w:pPr>
-              <w:rPr>
-                <w:rFonts w:ascii="Times New Roman" w:hAnsi="Times New Roman" w:cs="Times New Roman"/>
-                <w:b/>
-                <w:bCs/>
-                <w:sz w:val="28"/>
-                <w:szCs w:val="28"/>
-                <w:lang w:val="en-IN"/>
-              </w:rPr>
-            </w:pPr>
-          </w:p>
-          <w:p>
-            <w:pPr>
-              <w:rPr>
-                <w:rFonts w:ascii="Times New Roman" w:hAnsi="Times New Roman" w:cs="Times New Roman"/>
-                <w:b/>
-                <w:bCs/>
-                <w:sz w:val="28"/>
-                <w:szCs w:val="28"/>
-                <w:lang w:val="en-IN"/>
-              </w:rPr>
-            </w:pPr>
-          </w:p>
-          <w:p>
-            <w:pPr>
-              <w:rPr>
-                <w:rFonts w:ascii="Times New Roman" w:hAnsi="Times New Roman" w:cs="Times New Roman"/>
                 <w:sz w:val="28"/>
                 <w:szCs w:val="28"/>
                 <w:lang w:val="en-IN"/>
@@ -2366,17 +2152,6 @@
               </w:rPr>
               <w:t>LSTM Based Stock Prediction Using Weighted and Categorized Financial News</w:t>
             </w:r>
-            <w:r>
-              <w:rPr>
-                <w:rFonts w:ascii="Times New Roman" w:hAnsi="Times New Roman" w:cs="Times New Roman"/>
-                <w:b/>
-                <w:bCs/>
-                <w:sz w:val="28"/>
-                <w:szCs w:val="28"/>
-                <w:lang w:val="en-IN"/>
-              </w:rPr>
-              <w:t>-2023</w:t>
-            </w:r>
           </w:p>
         </w:tc>
         <w:tc>
@@ -2389,36 +2164,6 @@
             <w:vAlign w:val="center"/>
             <w:hideMark/>
           </w:tcPr>
-          <w:p>
-            <w:pPr>
-              <w:rPr>
-                <w:rFonts w:ascii="Times New Roman" w:hAnsi="Times New Roman" w:cs="Times New Roman"/>
-                <w:sz w:val="28"/>
-                <w:szCs w:val="28"/>
-                <w:lang w:val="en-IN"/>
-              </w:rPr>
-            </w:pPr>
-          </w:p>
-          <w:p>
-            <w:pPr>
-              <w:rPr>
-                <w:rFonts w:ascii="Times New Roman" w:hAnsi="Times New Roman" w:cs="Times New Roman"/>
-                <w:sz w:val="28"/>
-                <w:szCs w:val="28"/>
-                <w:lang w:val="en-IN"/>
-              </w:rPr>
-            </w:pPr>
-          </w:p>
-          <w:p>
-            <w:pPr>
-              <w:rPr>
-                <w:rFonts w:ascii="Times New Roman" w:hAnsi="Times New Roman" w:cs="Times New Roman"/>
-                <w:sz w:val="28"/>
-                <w:szCs w:val="28"/>
-                <w:lang w:val="en-IN"/>
-              </w:rPr>
-            </w:pPr>
-          </w:p>
           <w:p>
             <w:pPr>
               <w:rPr>
@@ -2459,36 +2204,6 @@
                 <w:lang w:val="en-IN"/>
               </w:rPr>
             </w:pPr>
-          </w:p>
-          <w:p>
-            <w:pPr>
-              <w:rPr>
-                <w:rFonts w:ascii="Times New Roman" w:hAnsi="Times New Roman" w:cs="Times New Roman"/>
-                <w:sz w:val="28"/>
-                <w:szCs w:val="28"/>
-                <w:lang w:val="en-IN"/>
-              </w:rPr>
-            </w:pPr>
-          </w:p>
-          <w:p>
-            <w:pPr>
-              <w:rPr>
-                <w:rFonts w:ascii="Times New Roman" w:hAnsi="Times New Roman" w:cs="Times New Roman"/>
-                <w:sz w:val="28"/>
-                <w:szCs w:val="28"/>
-                <w:lang w:val="en-IN"/>
-              </w:rPr>
-            </w:pPr>
-          </w:p>
-          <w:p>
-            <w:pPr>
-              <w:rPr>
-                <w:rFonts w:ascii="Times New Roman" w:hAnsi="Times New Roman" w:cs="Times New Roman"/>
-                <w:sz w:val="28"/>
-                <w:szCs w:val="28"/>
-                <w:lang w:val="en-IN"/>
-              </w:rPr>
-            </w:pPr>
             <w:r>
               <w:rPr>
                 <w:rFonts w:ascii="Times New Roman" w:hAnsi="Times New Roman" w:cs="Times New Roman"/>
@@ -2509,36 +2224,6 @@
             <w:vAlign w:val="center"/>
             <w:hideMark/>
           </w:tcPr>
-          <w:p>
-            <w:pPr>
-              <w:rPr>
-                <w:rFonts w:ascii="Times New Roman" w:hAnsi="Times New Roman" w:cs="Times New Roman"/>
-                <w:sz w:val="28"/>
-                <w:szCs w:val="28"/>
-                <w:lang w:val="en-IN"/>
-              </w:rPr>
-            </w:pPr>
-          </w:p>
-          <w:p>
-            <w:pPr>
-              <w:rPr>
-                <w:rFonts w:ascii="Times New Roman" w:hAnsi="Times New Roman" w:cs="Times New Roman"/>
-                <w:sz w:val="28"/>
-                <w:szCs w:val="28"/>
-                <w:lang w:val="en-IN"/>
-              </w:rPr>
-            </w:pPr>
-          </w:p>
-          <w:p>
-            <w:pPr>
-              <w:rPr>
-                <w:rFonts w:ascii="Times New Roman" w:hAnsi="Times New Roman" w:cs="Times New Roman"/>
-                <w:sz w:val="28"/>
-                <w:szCs w:val="28"/>
-                <w:lang w:val="en-IN"/>
-              </w:rPr>
-            </w:pPr>
-          </w:p>
           <w:p>
             <w:pPr>
               <w:rPr>
@@ -2586,7 +2271,6 @@
                 <w:szCs w:val="28"/>
                 <w:lang w:val="en-IN"/>
               </w:rPr>
-              <w:lastRenderedPageBreak/>
               <w:t>Stock + financial news</w:t>
             </w:r>
           </w:p>
@@ -2615,8 +2299,6 @@
             <w:pPr>
               <w:rPr>
                 <w:rFonts w:ascii="Times New Roman" w:hAnsi="Times New Roman" w:cs="Times New Roman"/>
-                <w:b/>
-                <w:bCs/>
                 <w:sz w:val="28"/>
                 <w:szCs w:val="28"/>
                 <w:lang w:val="en-IN"/>
@@ -2646,9 +2328,7 @@
               </w:rPr>
               <w:t xml:space="preserve">: Stock Movement Prediction from Tweets and </w:t>
             </w:r>
-          </w:p>
-          <w:p>
-            <w:pPr>
+            <w:r>
               <w:rPr>
                 <w:rFonts w:ascii="Times New Roman" w:hAnsi="Times New Roman" w:cs="Times New Roman"/>
                 <w:b/>
@@ -2657,37 +2337,9 @@
                 <w:szCs w:val="28"/>
                 <w:lang w:val="en-IN"/>
               </w:rPr>
-            </w:pPr>
-            <w:r>
-              <w:rPr>
-                <w:rFonts w:ascii="Times New Roman" w:hAnsi="Times New Roman" w:cs="Times New Roman"/>
-                <w:b/>
-                <w:bCs/>
-                <w:sz w:val="28"/>
-                <w:szCs w:val="28"/>
-              </w:rPr>
+              <w:lastRenderedPageBreak/>
               <w:t>Historical Prices</w:t>
             </w:r>
-            <w:r>
-              <w:rPr>
-                <w:rFonts w:ascii="Times New Roman" w:hAnsi="Times New Roman" w:cs="Times New Roman"/>
-                <w:b/>
-                <w:bCs/>
-                <w:sz w:val="28"/>
-                <w:szCs w:val="28"/>
-              </w:rPr>
-              <w:t>-2018</w:t>
-            </w:r>
-          </w:p>
-          <w:p>
-            <w:pPr>
-              <w:rPr>
-                <w:rFonts w:ascii="Times New Roman" w:hAnsi="Times New Roman" w:cs="Times New Roman"/>
-                <w:sz w:val="28"/>
-                <w:szCs w:val="28"/>
-                <w:lang w:val="en-IN"/>
-              </w:rPr>
-            </w:pPr>
           </w:p>
         </w:tc>
         <w:tc>
@@ -2716,6 +2368,7 @@
                 <w:szCs w:val="28"/>
                 <w:lang w:val="en-IN"/>
               </w:rPr>
+              <w:lastRenderedPageBreak/>
               <w:t>Deep generative model</w:t>
             </w:r>
           </w:p>
@@ -2747,7 +2400,17 @@
                 <w:szCs w:val="28"/>
                 <w:lang w:val="en-IN"/>
               </w:rPr>
-              <w:t>Combined text and historical prices prediction</w:t>
+              <w:t xml:space="preserve">Combined text and historical prices for </w:t>
+            </w:r>
+            <w:r>
+              <w:rPr>
+                <w:rFonts w:ascii="Times New Roman" w:hAnsi="Times New Roman" w:cs="Times New Roman"/>
+                <w:sz w:val="28"/>
+                <w:szCs w:val="28"/>
+                <w:lang w:val="en-IN"/>
+              </w:rPr>
+              <w:lastRenderedPageBreak/>
+              <w:t>movement prediction</w:t>
             </w:r>
           </w:p>
         </w:tc>
@@ -2779,6 +2442,7 @@
                 <w:szCs w:val="28"/>
                 <w:lang w:val="en-IN"/>
               </w:rPr>
+              <w:lastRenderedPageBreak/>
               <w:t>Uses Twitter rather than financial news</w:t>
             </w:r>
           </w:p>
@@ -2980,7 +2644,6 @@
           <w:sz w:val="28"/>
           <w:szCs w:val="28"/>
         </w:rPr>
-        <w:lastRenderedPageBreak/>
         <w:t xml:space="preserve">Lack of an end-to-end academic dashboard: </w:t>
       </w:r>
       <w:r>
@@ -3096,6 +2759,7 @@
           <w:sz w:val="28"/>
           <w:szCs w:val="28"/>
         </w:rPr>
+        <w:lastRenderedPageBreak/>
         <w:t>Dynamic-market limitation → time-based train/validation/test split, rolling/walk-forward evaluation and baseline comparison.</w:t>
       </w:r>
     </w:p>
@@ -3348,13 +3012,11 @@
           <w:sz w:val="32"/>
           <w:szCs w:val="32"/>
         </w:rPr>
-        <w:lastRenderedPageBreak/>
         <w:t>8. Novelty</w:t>
       </w:r>
     </w:p>
     <w:p>
       <w:pPr>
-        <w:jc w:val="both"/>
         <w:rPr>
           <w:rFonts w:ascii="Times New Roman" w:hAnsi="Times New Roman" w:cs="Times New Roman"/>
           <w:sz w:val="28"/>
@@ -3385,6 +3047,7 @@
           <w:sz w:val="32"/>
           <w:szCs w:val="32"/>
         </w:rPr>
+        <w:lastRenderedPageBreak/>
         <w:t>9. Feasibility</w:t>
       </w:r>
     </w:p>
@@ -3643,7 +3306,6 @@
           <w:sz w:val="28"/>
           <w:szCs w:val="28"/>
         </w:rPr>
-        <w:lastRenderedPageBreak/>
         <w:t xml:space="preserve">Phase 4 – Sentiment model: </w:t>
       </w:r>
       <w:r>
@@ -3725,6 +3387,7 @@
           <w:sz w:val="28"/>
           <w:szCs w:val="28"/>
         </w:rPr>
+        <w:lastRenderedPageBreak/>
         <w:t xml:space="preserve">Phase 7 – Proposed prediction model: </w:t>
       </w:r>
       <w:r>
@@ -3920,17 +3583,61 @@
       <w:pPr>
         <w:rPr>
           <w:rFonts w:ascii="Times New Roman" w:hAnsi="Times New Roman" w:cs="Times New Roman"/>
-          <w:sz w:val="28"/>
-          <w:szCs w:val="28"/>
-        </w:rPr>
-      </w:pPr>
-      <w:r>
-        <w:rPr>
-          <w:rFonts w:ascii="Times New Roman" w:hAnsi="Times New Roman" w:cs="Times New Roman"/>
           <w:sz w:val="32"/>
           <w:szCs w:val="32"/>
         </w:rPr>
-        <w:lastRenderedPageBreak/>
+      </w:pPr>
+    </w:p>
+    <w:p>
+      <w:pPr>
+        <w:rPr>
+          <w:rFonts w:ascii="Times New Roman" w:hAnsi="Times New Roman" w:cs="Times New Roman"/>
+          <w:sz w:val="32"/>
+          <w:szCs w:val="32"/>
+        </w:rPr>
+      </w:pPr>
+    </w:p>
+    <w:p>
+      <w:pPr>
+        <w:rPr>
+          <w:rFonts w:ascii="Times New Roman" w:hAnsi="Times New Roman" w:cs="Times New Roman"/>
+          <w:sz w:val="32"/>
+          <w:szCs w:val="32"/>
+        </w:rPr>
+      </w:pPr>
+    </w:p>
+    <w:p>
+      <w:pPr>
+        <w:rPr>
+          <w:rFonts w:ascii="Times New Roman" w:hAnsi="Times New Roman" w:cs="Times New Roman"/>
+          <w:sz w:val="32"/>
+          <w:szCs w:val="32"/>
+        </w:rPr>
+      </w:pPr>
+    </w:p>
+    <w:p>
+      <w:pPr>
+        <w:rPr>
+          <w:rFonts w:ascii="Times New Roman" w:hAnsi="Times New Roman" w:cs="Times New Roman"/>
+          <w:sz w:val="32"/>
+          <w:szCs w:val="32"/>
+        </w:rPr>
+      </w:pPr>
+    </w:p>
+    <w:p>
+      <w:pPr>
+        <w:rPr>
+          <w:rFonts w:ascii="Times New Roman" w:hAnsi="Times New Roman" w:cs="Times New Roman"/>
+          <w:sz w:val="28"/>
+          <w:szCs w:val="28"/>
+        </w:rPr>
+      </w:pPr>
+      <w:r>
+        <w:rPr>
+          <w:rFonts w:ascii="Times New Roman" w:hAnsi="Times New Roman" w:cs="Times New Roman"/>
+          <w:sz w:val="32"/>
+          <w:szCs w:val="32"/>
+        </w:rPr>
         <w:t>End-to-end workflow</w:t>
       </w:r>
       <w:r>
@@ -3941,15 +3648,6 @@
         </w:rPr>
         <w:t>:</w:t>
       </w:r>
-    </w:p>
-    <w:p>
-      <w:pPr>
-        <w:rPr>
-          <w:rFonts w:ascii="Times New Roman" w:hAnsi="Times New Roman" w:cs="Times New Roman"/>
-          <w:sz w:val="28"/>
-          <w:szCs w:val="28"/>
-        </w:rPr>
-      </w:pPr>
     </w:p>
     <w:p>
       <w:pPr>
@@ -3996,7 +3694,7 @@
                     </pic:cNvPicPr>
                   </pic:nvPicPr>
                   <pic:blipFill>
-                    <a:blip r:embed="rId8"/>
+                    <a:blip r:embed="rId6"/>
                     <a:stretch>
                       <a:fillRect/>
                     </a:stretch>
@@ -4026,22 +3724,13 @@
           <w:szCs w:val="32"/>
         </w:rPr>
       </w:pPr>
-    </w:p>
-    <w:p>
-      <w:pPr>
-        <w:pStyle w:val="Heading1"/>
+      <w:r>
         <w:rPr>
           <w:rFonts w:ascii="Times New Roman" w:hAnsi="Times New Roman" w:cs="Times New Roman"/>
           <w:sz w:val="32"/>
           <w:szCs w:val="32"/>
         </w:rPr>
-      </w:pPr>
-      <w:r>
-        <w:rPr>
-          <w:rFonts w:ascii="Times New Roman" w:hAnsi="Times New Roman" w:cs="Times New Roman"/>
-          <w:sz w:val="32"/>
-          <w:szCs w:val="32"/>
-        </w:rPr>
+        <w:lastRenderedPageBreak/>
         <w:t>11. Expected Outputs</w:t>
       </w:r>
     </w:p>
@@ -4296,7 +3985,7 @@
         </w:rPr>
         <w:t xml:space="preserve">Daily News for Stock Market Prediction (Kaggle) — </w:t>
       </w:r>
-      <w:hyperlink r:id="rId9">
+      <w:hyperlink r:id="rId7">
         <w:r>
           <w:rPr>
             <w:rFonts w:ascii="Times New Roman" w:hAnsi="Times New Roman" w:cs="Times New Roman"/>
@@ -4326,7 +4015,7 @@
         </w:rPr>
         <w:t xml:space="preserve">StockNet dataset (tweets + historical prices) — </w:t>
       </w:r>
-      <w:hyperlink r:id="rId10">
+      <w:hyperlink r:id="rId8">
         <w:r>
           <w:rPr>
             <w:rFonts w:ascii="Times New Roman" w:hAnsi="Times New Roman" w:cs="Times New Roman"/>
@@ -4356,7 +4045,7 @@
         </w:rPr>
         <w:t xml:space="preserve">Financial PhraseBank / FinBERT resources — </w:t>
       </w:r>
-      <w:hyperlink r:id="rId11">
+      <w:hyperlink r:id="rId9">
         <w:r>
           <w:rPr>
             <w:rFonts w:ascii="Times New Roman" w:hAnsi="Times New Roman" w:cs="Times New Roman"/>
@@ -4386,7 +4075,7 @@
         </w:rPr>
         <w:t xml:space="preserve">FiQA financial sentiment dataset — </w:t>
       </w:r>
-      <w:hyperlink r:id="rId12">
+      <w:hyperlink r:id="rId10">
         <w:r>
           <w:rPr>
             <w:rFonts w:ascii="Times New Roman" w:hAnsi="Times New Roman" w:cs="Times New Roman"/>
@@ -4416,7 +4105,7 @@
         </w:rPr>
         <w:t xml:space="preserve">FiQA sentiment dataset on Hugging Face — </w:t>
       </w:r>
-      <w:hyperlink r:id="rId13">
+      <w:hyperlink r:id="rId11">
         <w:r>
           <w:rPr>
             <w:rFonts w:ascii="Times New Roman" w:hAnsi="Times New Roman" w:cs="Times New Roman"/>
@@ -4446,7 +4135,7 @@
         </w:rPr>
         <w:t xml:space="preserve">Reuters Corpora / RCV1/RCV2 access information — </w:t>
       </w:r>
-      <w:hyperlink r:id="rId14">
+      <w:hyperlink r:id="rId12">
         <w:r>
           <w:rPr>
             <w:rFonts w:ascii="Times New Roman" w:hAnsi="Times New Roman" w:cs="Times New Roman"/>
@@ -4474,10 +4163,9 @@
           <w:sz w:val="28"/>
           <w:szCs w:val="28"/>
         </w:rPr>
-        <w:lastRenderedPageBreak/>
         <w:t xml:space="preserve">S&amp;P 500 + financial news headlines dataset (Kaggle) — </w:t>
       </w:r>
-      <w:hyperlink r:id="rId15">
+      <w:hyperlink r:id="rId13">
         <w:r>
           <w:rPr>
             <w:rFonts w:ascii="Times New Roman" w:hAnsi="Times New Roman" w:cs="Times New Roman"/>
@@ -4507,7 +4195,7 @@
         </w:rPr>
         <w:t xml:space="preserve">PLOS study data collection / OSF information — </w:t>
       </w:r>
-      <w:hyperlink r:id="rId16">
+      <w:hyperlink r:id="rId14">
         <w:r>
           <w:rPr>
             <w:rFonts w:ascii="Times New Roman" w:hAnsi="Times New Roman" w:cs="Times New Roman"/>
@@ -4535,9 +4223,10 @@
           <w:sz w:val="28"/>
           <w:szCs w:val="28"/>
         </w:rPr>
+        <w:lastRenderedPageBreak/>
         <w:t xml:space="preserve">Zenodo dataset for cooperative deep-learning study — </w:t>
       </w:r>
-      <w:hyperlink r:id="rId17">
+      <w:hyperlink r:id="rId15">
         <w:r>
           <w:rPr>
             <w:rFonts w:ascii="Times New Roman" w:hAnsi="Times New Roman" w:cs="Times New Roman"/>
@@ -4585,7 +4274,7 @@
         </w:rPr>
         <w:t xml:space="preserve">Textual analysis of stock market prediction using breaking financial news: The AZFin text system — </w:t>
       </w:r>
-      <w:hyperlink r:id="rId18">
+      <w:hyperlink r:id="rId16">
         <w:r>
           <w:rPr>
             <w:rFonts w:ascii="Times New Roman" w:hAnsi="Times New Roman" w:cs="Times New Roman"/>
@@ -4615,7 +4304,7 @@
         </w:rPr>
         <w:t xml:space="preserve">Deep Learning for Event-Driven Stock Prediction — </w:t>
       </w:r>
-      <w:hyperlink r:id="rId19">
+      <w:hyperlink r:id="rId17">
         <w:r>
           <w:rPr>
             <w:rFonts w:ascii="Times New Roman" w:hAnsi="Times New Roman" w:cs="Times New Roman"/>
@@ -4645,7 +4334,7 @@
         </w:rPr>
         <w:t xml:space="preserve">Stock Movement Prediction from Tweets and Historical Prices — </w:t>
       </w:r>
-      <w:hyperlink r:id="rId20">
+      <w:hyperlink r:id="rId18">
         <w:r>
           <w:rPr>
             <w:rFonts w:ascii="Times New Roman" w:hAnsi="Times New Roman" w:cs="Times New Roman"/>
@@ -4675,7 +4364,7 @@
         </w:rPr>
         <w:t xml:space="preserve">Incorporating stock prices and news sentiments for stock market prediction: A case of Hong Kong — </w:t>
       </w:r>
-      <w:hyperlink r:id="rId21">
+      <w:hyperlink r:id="rId19">
         <w:r>
           <w:rPr>
             <w:rFonts w:ascii="Times New Roman" w:hAnsi="Times New Roman" w:cs="Times New Roman"/>
@@ -4705,7 +4394,7 @@
         </w:rPr>
         <w:t xml:space="preserve">Explainable stock prices prediction from financial news articles using sentiment analysis — </w:t>
       </w:r>
-      <w:hyperlink r:id="rId22">
+      <w:hyperlink r:id="rId20">
         <w:r>
           <w:rPr>
             <w:rFonts w:ascii="Times New Roman" w:hAnsi="Times New Roman" w:cs="Times New Roman"/>
@@ -4735,7 +4424,7 @@
         </w:rPr>
         <w:t xml:space="preserve">A cooperative deep learning model for stock market prediction using deep autoencoder and sentiment analysis — </w:t>
       </w:r>
-      <w:hyperlink r:id="rId23">
+      <w:hyperlink r:id="rId21">
         <w:r>
           <w:rPr>
             <w:rFonts w:ascii="Times New Roman" w:hAnsi="Times New Roman" w:cs="Times New Roman"/>
@@ -4765,7 +4454,7 @@
         </w:rPr>
         <w:t xml:space="preserve">Stock Market Prediction Using Microblogging Sentiment Analysis and Machine Learning — </w:t>
       </w:r>
-      <w:hyperlink r:id="rId24">
+      <w:hyperlink r:id="rId22">
         <w:r>
           <w:rPr>
             <w:rFonts w:ascii="Times New Roman" w:hAnsi="Times New Roman" w:cs="Times New Roman"/>
@@ -4795,7 +4484,7 @@
         </w:rPr>
         <w:t xml:space="preserve">A comparative study on effect of news sentiment on stock price prediction with deep learning architecture — </w:t>
       </w:r>
-      <w:hyperlink r:id="rId25">
+      <w:hyperlink r:id="rId23">
         <w:r>
           <w:rPr>
             <w:rFonts w:ascii="Times New Roman" w:hAnsi="Times New Roman" w:cs="Times New Roman"/>
@@ -4825,7 +4514,7 @@
         </w:rPr>
         <w:t xml:space="preserve">LSTM based stock prediction using weighted and categorized financial news — </w:t>
       </w:r>
-      <w:hyperlink r:id="rId26">
+      <w:hyperlink r:id="rId24">
         <w:r>
           <w:rPr>
             <w:rFonts w:ascii="Times New Roman" w:hAnsi="Times New Roman" w:cs="Times New Roman"/>
@@ -4855,7 +4544,7 @@
         </w:rPr>
         <w:t xml:space="preserve">FinBERT: Financial Sentiment Analysis with Pre-trained Language Models — </w:t>
       </w:r>
-      <w:hyperlink r:id="rId27">
+      <w:hyperlink r:id="rId25">
         <w:r>
           <w:rPr>
             <w:rFonts w:ascii="Times New Roman" w:hAnsi="Times New Roman" w:cs="Times New Roman"/>
@@ -4871,17 +4560,20 @@
     <w:p>
       <w:pPr>
         <w:pStyle w:val="ListBullet"/>
-        <w:numPr>
-          <w:ilvl w:val="0"/>
-          <w:numId w:val="0"/>
-        </w:numPr>
-        <w:ind w:left="785"/>
-        <w:rPr>
-          <w:rFonts w:ascii="Times New Roman" w:hAnsi="Times New Roman" w:cs="Times New Roman"/>
-          <w:sz w:val="28"/>
-          <w:szCs w:val="28"/>
-        </w:rPr>
-      </w:pPr>
+        <w:rPr>
+          <w:rFonts w:ascii="Times New Roman" w:hAnsi="Times New Roman" w:cs="Times New Roman"/>
+          <w:sz w:val="28"/>
+          <w:szCs w:val="28"/>
+        </w:rPr>
+      </w:pPr>
+      <w:r>
+        <w:rPr>
+          <w:rFonts w:ascii="Times New Roman" w:hAnsi="Times New Roman" w:cs="Times New Roman"/>
+          <w:sz w:val="28"/>
+          <w:szCs w:val="28"/>
+        </w:rPr>
+        <w:t>.</w:t>
+      </w:r>
     </w:p>
     <w:sectPr>
       <w:pgSz w:w="15840" w:h="12240" w:orient="landscape"/>
@@ -4891,56 +4583,6 @@
     </w:sectPr>
   </w:body>
 </w:document>
-</file>
-
-<file path=word/endnotes.xml><?xml version="1.0" encoding="utf-8"?>
-<w:endnotes xmlns:wpc="http://schemas.microsoft.com/office/word/2010/wordprocessingCanvas" xmlns:cx="http://schemas.microsoft.com/office/drawing/2014/chartex" xmlns:cx1="http://schemas.microsoft.com/office/drawing/2015/9/8/chartex" xmlns:cx2="http://schemas.microsoft.com/office/drawing/2015/10/21/chartex" xmlns:cx3="http://schemas.microsoft.com/office/drawing/2016/5/9/chartex" xmlns:cx4="http://schemas.microsoft.com/office/drawing/2016/5/10/chartex" xmlns:cx5="http://schemas.microsoft.com/office/drawing/2016/5/11/chartex" xmlns:cx6="http://schemas.microsoft.com/office/drawing/2016/5/12/chartex" xmlns:cx7="http://schemas.microsoft.com/office/drawing/2016/5/13/chartex" xmlns:cx8="http://schemas.microsoft.com/office/drawing/2016/5/14/chartex" xmlns:mc="http://schemas.openxmlformats.org/markup-compatibility/2006" xmlns:aink="http://schemas.microsoft.com/office/drawing/2016/ink" xmlns:am3d="http://schemas.microsoft.com/office/drawing/2017/model3d" xmlns:o="urn:schemas-microsoft-com:office:office" xmlns:oel="http://schemas.microsoft.com/office/2019/extlst" xmlns:r="http://schemas.openxmlformats.org/officeDocument/2006/relationships" xmlns:m="http://schemas.openxmlformats.org/officeDocument/2006/math" xmlns:v="urn:schemas-microsoft-com:vml" xmlns:wp14="http://schemas.microsoft.com/office/word/2010/wordprocessingDrawing" xmlns:wp="http://schemas.openxmlformats.org/drawingml/2006/wordprocessingDrawing" xmlns:w10="urn:schemas-microsoft-com:office:word" xmlns:w="http://schemas.openxmlformats.org/wordprocessingml/2006/main" xmlns:w14="http://schemas.microsoft.com/office/word/2010/wordml" xmlns:w15="http://schemas.microsoft.com/office/word/2012/wordml" xmlns:w16cei="http://schemas.microsoft.com/office/word/2026/wordml/cei" xmlns:w16cex="http://schemas.microsoft.com/office/word/2018/wordml/cex" xmlns:w16cid="http://schemas.microsoft.com/office/word/2016/wordml/cid" xmlns:w16="http://schemas.microsoft.com/office/word/2018/wordml" xmlns:w16du="http://schemas.microsoft.com/office/word/2023/wordml/word16du" xmlns:w16sdtdh="http://schemas.microsoft.com/office/word/2020/wordml/sdtdatahash" xmlns:w16sdtfl="http://schemas.microsoft.com/office/word/2024/wordml/sdtformatlock" xmlns:w16se="http://schemas.microsoft.com/office/word/2015/wordml/symex" xmlns:wpg="http://schemas.microsoft.com/office/word/2010/wordprocessingGroup" xmlns:wpi="http://schemas.microsoft.com/office/word/2010/wordprocessingInk" xmlns:wne="http://schemas.microsoft.com/office/word/2006/wordml" xmlns:wps="http://schemas.microsoft.com/office/word/2010/wordprocessingShape" mc:Ignorable="w14 w15 w16se w16cid w16 w16cex w16sdtdh w16sdtfl w16du wp14">
-  <w:endnote w:type="separator" w:id="-1">
-    <w:p>
-      <w:pPr>
-        <w:spacing w:after="0" w:line="240" w:lineRule="auto"/>
-      </w:pPr>
-      <w:r>
-        <w:separator/>
-      </w:r>
-    </w:p>
-  </w:endnote>
-  <w:endnote w:type="continuationSeparator" w:id="0">
-    <w:p>
-      <w:pPr>
-        <w:spacing w:after="0" w:line="240" w:lineRule="auto"/>
-      </w:pPr>
-      <w:r>
-        <w:continuationSeparator/>
-      </w:r>
-    </w:p>
-  </w:endnote>
-</w:endnotes>
-</file>
-
-<file path=word/footnotes.xml><?xml version="1.0" encoding="utf-8"?>
-<w:footnotes xmlns:wpc="http://schemas.microsoft.com/office/word/2010/wordprocessingCanvas" xmlns:cx="http://schemas.microsoft.com/office/drawing/2014/chartex" xmlns:cx1="http://schemas.microsoft.com/office/drawing/2015/9/8/chartex" xmlns:cx2="http://schemas.microsoft.com/office/drawing/2015/10/21/chartex" xmlns:cx3="http://schemas.microsoft.com/office/drawing/2016/5/9/chartex" xmlns:cx4="http://schemas.microsoft.com/office/drawing/2016/5/10/chartex" xmlns:cx5="http://schemas.microsoft.com/office/drawing/2016/5/11/chartex" xmlns:cx6="http://schemas.microsoft.com/office/drawing/2016/5/12/chartex" xmlns:cx7="http://schemas.microsoft.com/office/drawing/2016/5/13/chartex" xmlns:cx8="http://schemas.microsoft.com/office/drawing/2016/5/14/chartex" xmlns:mc="http://schemas.openxmlformats.org/markup-compatibility/2006" xmlns:aink="http://schemas.microsoft.com/office/drawing/2016/ink" xmlns:am3d="http://schemas.microsoft.com/office/drawing/2017/model3d" xmlns:o="urn:schemas-microsoft-com:office:office" xmlns:oel="http://schemas.microsoft.com/office/2019/extlst" xmlns:r="http://schemas.openxmlformats.org/officeDocument/2006/relationships" xmlns:m="http://schemas.openxmlformats.org/officeDocument/2006/math" xmlns:v="urn:schemas-microsoft-com:vml" xmlns:wp14="http://schemas.microsoft.com/office/word/2010/wordprocessingDrawing" xmlns:wp="http://schemas.openxmlformats.org/drawingml/2006/wordprocessingDrawing" xmlns:w10="urn:schemas-microsoft-com:office:word" xmlns:w="http://schemas.openxmlformats.org/wordprocessingml/2006/main" xmlns:w14="http://schemas.microsoft.com/office/word/2010/wordml" xmlns:w15="http://schemas.microsoft.com/office/word/2012/wordml" xmlns:w16cei="http://schemas.microsoft.com/office/word/2026/wordml/cei" xmlns:w16cex="http://schemas.microsoft.com/office/word/2018/wordml/cex" xmlns:w16cid="http://schemas.microsoft.com/office/word/2016/wordml/cid" xmlns:w16="http://schemas.microsoft.com/office/word/2018/wordml" xmlns:w16du="http://schemas.microsoft.com/office/word/2023/wordml/word16du" xmlns:w16sdtdh="http://schemas.microsoft.com/office/word/2020/wordml/sdtdatahash" xmlns:w16sdtfl="http://schemas.microsoft.com/office/word/2024/wordml/sdtformatlock" xmlns:w16se="http://schemas.microsoft.com/office/word/2015/wordml/symex" xmlns:wpg="http://schemas.microsoft.com/office/word/2010/wordprocessingGroup" xmlns:wpi="http://schemas.microsoft.com/office/word/2010/wordprocessingInk" xmlns:wne="http://schemas.microsoft.com/office/word/2006/wordml" xmlns:wps="http://schemas.microsoft.com/office/word/2010/wordprocessingShape" mc:Ignorable="w14 w15 w16se w16cid w16 w16cex w16sdtdh w16sdtfl w16du wp14">
-  <w:footnote w:type="separator" w:id="-1">
-    <w:p>
-      <w:pPr>
-        <w:spacing w:after="0" w:line="240" w:lineRule="auto"/>
-      </w:pPr>
-      <w:r>
-        <w:separator/>
-      </w:r>
-    </w:p>
-  </w:footnote>
-  <w:footnote w:type="continuationSeparator" w:id="0">
-    <w:p>
-      <w:pPr>
-        <w:spacing w:after="0" w:line="240" w:lineRule="auto"/>
-      </w:pPr>
-      <w:r>
-        <w:continuationSeparator/>
-      </w:r>
-    </w:p>
-  </w:footnote>
-</w:footnotes>
 </file>
 
 <file path=word/numbering.xml><?xml version="1.0" encoding="utf-8"?>
@@ -5107,9 +4749,9 @@
       <w:lvlJc w:val="left"/>
       <w:pPr>
         <w:tabs>
-          <w:tab w:val="num" w:pos="502"/>
+          <w:tab w:val="num" w:pos="360"/>
         </w:tabs>
-        <w:ind w:left="502" w:hanging="360"/>
+        <w:ind w:left="360" w:hanging="360"/>
       </w:pPr>
       <w:rPr>
         <w:rFonts w:ascii="Symbol" w:hAnsi="Symbol" w:hint="default"/>
@@ -5868,6 +5510,7 @@
   <w:style w:type="character" w:default="1" w:styleId="DefaultParagraphFont">
     <w:name w:val="Default Paragraph Font"/>
     <w:uiPriority w:val="1"/>
+    <w:semiHidden/>
     <w:unhideWhenUsed/>
   </w:style>
   <w:style w:type="table" w:default="1" w:styleId="TableNormal">
